--- a/docs/01_Requirements_User_Stories_SpecDrivenBuild.docx
+++ b/docs/01_Requirements_User_Stories_SpecDrivenBuild.docx
@@ -2864,6 +2864,32 @@
         <w:spacing w:before="40" w:after="40"/>
       </w:pPr>
       <w:r>
+        <w:t>The post-approval turn (e.g. yes after Ready to build. Shall I proceed?) ALSO clears the previous plan turn from the LLM-visible history. A multi-thousand-character plan in assistant history reproducibly hangs Bedrock + Sonnet on the next request; ChatService swaps it for a compact build-go instruction that carries the approved spec, so the agent moves directly to the creation tools without re-presenting the plan.</w:t>
+      </w:r>
+    </w:p>
+    <w:p>
+      <w:pPr>
+        <w:pStyle w:val="ListParagraph"/>
+        <w:numPr>
+          <w:ilvl w:val="0"/>
+          <w:numId w:val="2"/>
+        </w:numPr>
+        <w:spacing w:before="40" w:after="40"/>
+      </w:pPr>
+      <w:r>
+        <w:t>After the build completes, any later turn (e.g. thanks, now also run the smoke test) leaves history intact but truncates any assistant turn over 2,000 characters to the first 1,500 characters plus a [...truncated...] marker, so the LLM sees what it said without tripping Bedrock content-size sensitivity.</w:t>
+      </w:r>
+    </w:p>
+    <w:p>
+      <w:pPr>
+        <w:pStyle w:val="ListParagraph"/>
+        <w:numPr>
+          <w:ilvl w:val="0"/>
+          <w:numId w:val="2"/>
+        </w:numPr>
+        <w:spacing w:before="40" w:after="40"/>
+      </w:pPr>
+      <w:r>
         <w:t>The accepted spec stays in the conversation history for later turns to reference. The build plan from Phase 5 also stays in history so subsequent turns inherit it.</w:t>
       </w:r>
     </w:p>
@@ -3766,7 +3792,7 @@
         <w:pStyle w:val="ListParagraph"/>
       </w:pPr>
       <w:r>
-        <w:t>Scenario A — approve, build it then yes. Must transition spec → plan → build. The yes turn must call mutating tools (CreateProduction, CreateDTL, …) and must NOT call research tools (search_ens, search_hs, GetHL7SchemaMap, GetUserNamespace).</w:t>
+        <w:t>Scenario A - approve, build it then yes. Must transition spec -&gt; plan -&gt; build. The yes turn must call mutating tools (CreateProduction, CreateDTL, ...) and must NOT call research tools or re-present the plan. Verified live against a 4,215-char Sanford SoW spec + 3,188-char plan in history: HTTP 321 s, 38 tool_starts including all build tools.</w:t>
       </w:r>
     </w:p>
     <w:p>
